--- a/QED Course/Lesson 78 Precision Tests of QED.docx
+++ b/QED Course/Lesson 78 Precision Tests of QED.docx
@@ -946,7 +946,7 @@
     </w:p>
     <w:p>
       <w:r>
-        <w:t>Turn a bound Λ &gt; 400 GeV into a length. The corresponding distance is ħc/Λ = 197.327 MeV fm/400,000 MeV = 4.9×10⁻⁴ fm, or 4.9×10⁻¹⁹ m. The electron behaves as a point particle down to distances less than a thousandth of the proton's radius.</w:t>
+        <w:t>Turn a bound Λ &gt; 400 GeV into a length. The corresponding distance is ℏc/Λ = 197.327 MeV fm/400,000 MeV = 4.9×10⁻⁴ fm, or 4.9×10⁻¹⁹ m. The electron behaves as a point particle down to distances less than a thousandth of the proton's radius.</w:t>
       </w:r>
     </w:p>
     <w:p>
@@ -2023,7 +2023,7 @@
         <w:t xml:space="preserve"> </w:t>
       </w:r>
       <w:r>
-        <w:t>ħc/Λ: 197.327/200,000 fm = 9.9×10⁻⁴ fm, or 9.9×10⁻¹⁹ m. For 1 TeV, 2.0×10⁻⁴ fm, or 2.0×10⁻¹⁹ m.</w:t>
+        <w:t>ℏc/Λ: 197.327/200,000 fm = 9.9×10⁻⁴ fm, or 9.9×10⁻¹⁹ m. For 1 TeV, 2.0×10⁻⁴ fm, or 2.0×10⁻¹⁹ m.</w:t>
       </w:r>
     </w:p>
     <w:p>
